--- a/paper/submission_tables/Table1.docx
+++ b/paper/submission_tables/Table1.docx
@@ -164,31 +164,31 @@
               <w:jc w:val="center"/>
             </w:pPr>
             <w:r>
-              <w:t xml:space="preserve">0.949</w:t>
-            </w:r>
-          </w:p>
-        </w:tc>
-        <w:tc>
-          <w:tcPr/>
-          <w:p>
-            <w:pPr>
-              <w:pStyle w:val="Compact"/>
-              <w:jc w:val="center"/>
-            </w:pPr>
-            <w:r>
-              <w:t xml:space="preserve">0.954</w:t>
-            </w:r>
-          </w:p>
-        </w:tc>
-        <w:tc>
-          <w:tcPr/>
-          <w:p>
-            <w:pPr>
-              <w:pStyle w:val="Compact"/>
-              <w:jc w:val="center"/>
-            </w:pPr>
-            <w:r>
-              <w:t xml:space="preserve">0.454</w:t>
+              <w:t xml:space="preserve">0.946</w:t>
+            </w:r>
+          </w:p>
+        </w:tc>
+        <w:tc>
+          <w:tcPr/>
+          <w:p>
+            <w:pPr>
+              <w:pStyle w:val="Compact"/>
+              <w:jc w:val="center"/>
+            </w:pPr>
+            <w:r>
+              <w:t xml:space="preserve">0.952</w:t>
+            </w:r>
+          </w:p>
+        </w:tc>
+        <w:tc>
+          <w:tcPr/>
+          <w:p>
+            <w:pPr>
+              <w:pStyle w:val="Compact"/>
+              <w:jc w:val="center"/>
+            </w:pPr>
+            <w:r>
+              <w:t xml:space="preserve">0.456</w:t>
             </w:r>
           </w:p>
         </w:tc>
@@ -214,7 +214,7 @@
               <w:jc w:val="center"/>
             </w:pPr>
             <w:r>
-              <w:t xml:space="preserve">0.910</w:t>
+              <w:t xml:space="preserve">0.901</w:t>
             </w:r>
           </w:p>
         </w:tc>
@@ -276,19 +276,19 @@
               <w:jc w:val="center"/>
             </w:pPr>
             <w:r>
-              <w:t xml:space="preserve">0.745</w:t>
-            </w:r>
-          </w:p>
-        </w:tc>
-        <w:tc>
-          <w:tcPr/>
-          <w:p>
-            <w:pPr>
-              <w:pStyle w:val="Compact"/>
-              <w:jc w:val="center"/>
-            </w:pPr>
-            <w:r>
-              <w:t xml:space="preserve">0.869</w:t>
+              <w:t xml:space="preserve">0.722</w:t>
+            </w:r>
+          </w:p>
+        </w:tc>
+        <w:tc>
+          <w:tcPr/>
+          <w:p>
+            <w:pPr>
+              <w:pStyle w:val="Compact"/>
+              <w:jc w:val="center"/>
+            </w:pPr>
+            <w:r>
+              <w:t xml:space="preserve">0.866</w:t>
             </w:r>
           </w:p>
         </w:tc>
@@ -338,31 +338,31 @@
               <w:jc w:val="center"/>
             </w:pPr>
             <w:r>
-              <w:t xml:space="preserve">0.265</w:t>
-            </w:r>
-          </w:p>
-        </w:tc>
-        <w:tc>
-          <w:tcPr/>
-          <w:p>
-            <w:pPr>
-              <w:pStyle w:val="Compact"/>
-              <w:jc w:val="center"/>
-            </w:pPr>
-            <w:r>
-              <w:t xml:space="preserve">0.480</w:t>
-            </w:r>
-          </w:p>
-        </w:tc>
-        <w:tc>
-          <w:tcPr/>
-          <w:p>
-            <w:pPr>
-              <w:pStyle w:val="Compact"/>
-              <w:jc w:val="center"/>
-            </w:pPr>
-            <w:r>
-              <w:t xml:space="preserve">0.617</w:t>
+              <w:t xml:space="preserve">0.223</w:t>
+            </w:r>
+          </w:p>
+        </w:tc>
+        <w:tc>
+          <w:tcPr/>
+          <w:p>
+            <w:pPr>
+              <w:pStyle w:val="Compact"/>
+              <w:jc w:val="center"/>
+            </w:pPr>
+            <w:r>
+              <w:t xml:space="preserve">0.483</w:t>
+            </w:r>
+          </w:p>
+        </w:tc>
+        <w:tc>
+          <w:tcPr/>
+          <w:p>
+            <w:pPr>
+              <w:pStyle w:val="Compact"/>
+              <w:jc w:val="center"/>
+            </w:pPr>
+            <w:r>
+              <w:t xml:space="preserve">0.616</w:t>
             </w:r>
           </w:p>
         </w:tc>
